--- a/PED.docx
+++ b/PED.docx
@@ -96,6 +96,15 @@
     </w:p>
     <w:sdt>
       <w:sdtPr>
+        <w:rPr>
+          <w:rFonts w:asciiTheme="minorHAnsi" w:eastAsiaTheme="minorHAnsi" w:hAnsiTheme="minorHAnsi" w:cstheme="minorBidi"/>
+          <w:color w:val="auto"/>
+          <w:kern w:val="2"/>
+          <w:sz w:val="24"/>
+          <w:szCs w:val="24"/>
+          <w:lang w:val="en-ZA"/>
+          <w14:ligatures w14:val="standardContextual"/>
+        </w:rPr>
         <w:id w:val="325403970"/>
         <w:docPartObj>
           <w:docPartGallery w:val="Table of Contents"/>
@@ -104,16 +113,9 @@
       </w:sdtPr>
       <w:sdtEndPr>
         <w:rPr>
-          <w:rFonts w:asciiTheme="minorHAnsi" w:eastAsiaTheme="minorHAnsi" w:hAnsiTheme="minorHAnsi" w:cstheme="minorBidi"/>
           <w:b/>
           <w:bCs/>
           <w:noProof/>
-          <w:color w:val="auto"/>
-          <w:kern w:val="2"/>
-          <w:sz w:val="24"/>
-          <w:szCs w:val="24"/>
-          <w:lang w:val="en-ZA"/>
-          <w14:ligatures w14:val="standardContextual"/>
         </w:rPr>
       </w:sdtEndPr>
       <w:sdtContent>
@@ -592,20 +594,18 @@
     <w:bookmarkStart w:id="0" w:name="_Toc239783984" w:displacedByCustomXml="next"/>
     <w:sdt>
       <w:sdtPr>
+        <w:rPr>
+          <w:rFonts w:asciiTheme="minorHAnsi" w:eastAsiaTheme="minorHAnsi" w:hAnsiTheme="minorHAnsi" w:cstheme="minorBidi"/>
+          <w:color w:val="auto"/>
+          <w:sz w:val="24"/>
+          <w:szCs w:val="24"/>
+        </w:rPr>
         <w:id w:val="-39678167"/>
         <w:docPartObj>
           <w:docPartGallery w:val="Bibliographies"/>
           <w:docPartUnique/>
         </w:docPartObj>
       </w:sdtPr>
-      <w:sdtEndPr>
-        <w:rPr>
-          <w:rFonts w:asciiTheme="minorHAnsi" w:eastAsiaTheme="minorHAnsi" w:hAnsiTheme="minorHAnsi" w:cstheme="minorBidi"/>
-          <w:color w:val="auto"/>
-          <w:sz w:val="24"/>
-          <w:szCs w:val="24"/>
-        </w:rPr>
-      </w:sdtEndPr>
       <w:sdtContent>
         <w:p>
           <w:pPr>
@@ -855,17 +855,20 @@
     </w:p>
     <w:tbl>
       <w:tblPr>
-        <w:tblStyle w:val="GridTable2"/>
-        <w:tblW w:w="9639" w:type="dxa"/>
+        <w:tblStyle w:val="GridTable6Colorful"/>
+        <w:tblW w:w="11058" w:type="dxa"/>
+        <w:tblInd w:w="-998" w:type="dxa"/>
         <w:tblLook w:val="04A0" w:firstRow="1" w:lastRow="0" w:firstColumn="1" w:lastColumn="0" w:noHBand="0" w:noVBand="1"/>
       </w:tblPr>
       <w:tblGrid>
-        <w:gridCol w:w="1283"/>
-        <w:gridCol w:w="992"/>
-        <w:gridCol w:w="1313"/>
-        <w:gridCol w:w="1123"/>
-        <w:gridCol w:w="2390"/>
-        <w:gridCol w:w="2538"/>
+        <w:gridCol w:w="1190"/>
+        <w:gridCol w:w="1370"/>
+        <w:gridCol w:w="1197"/>
+        <w:gridCol w:w="1501"/>
+        <w:gridCol w:w="1568"/>
+        <w:gridCol w:w="1471"/>
+        <w:gridCol w:w="1180"/>
+        <w:gridCol w:w="1581"/>
       </w:tblGrid>
       <w:tr>
         <w:trPr>
@@ -874,76 +877,102 @@
         <w:tc>
           <w:tcPr>
             <w:cnfStyle w:val="001000000000" w:firstRow="0" w:lastRow="0" w:firstColumn="1" w:lastColumn="0" w:oddVBand="0" w:evenVBand="0" w:oddHBand="0" w:evenHBand="0" w:firstRowFirstColumn="0" w:firstRowLastColumn="0" w:lastRowFirstColumn="0" w:lastRowLastColumn="0"/>
-            <w:tcW w:w="1283" w:type="dxa"/>
-          </w:tcPr>
-          <w:p>
-            <w:r>
-              <w:t>Team member</w:t>
-            </w:r>
-          </w:p>
-        </w:tc>
-        <w:tc>
-          <w:tcPr>
-            <w:tcW w:w="992" w:type="dxa"/>
+            <w:tcW w:w="1190" w:type="dxa"/>
+          </w:tcPr>
+          <w:p>
+            <w:r>
+              <w:t>Date</w:t>
+            </w:r>
+          </w:p>
+        </w:tc>
+        <w:tc>
+          <w:tcPr>
+            <w:tcW w:w="1370" w:type="dxa"/>
           </w:tcPr>
           <w:p>
             <w:pPr>
               <w:cnfStyle w:val="100000000000" w:firstRow="1" w:lastRow="0" w:firstColumn="0" w:lastColumn="0" w:oddVBand="0" w:evenVBand="0" w:oddHBand="0" w:evenHBand="0" w:firstRowFirstColumn="0" w:firstRowLastColumn="0" w:lastRowFirstColumn="0" w:lastRowLastColumn="0"/>
             </w:pPr>
             <w:r>
-              <w:t>AI tool / use</w:t>
-            </w:r>
-          </w:p>
-        </w:tc>
-        <w:tc>
-          <w:tcPr>
-            <w:tcW w:w="1313" w:type="dxa"/>
+              <w:t>Student</w:t>
+            </w:r>
+          </w:p>
+        </w:tc>
+        <w:tc>
+          <w:tcPr>
+            <w:tcW w:w="1197" w:type="dxa"/>
           </w:tcPr>
           <w:p>
             <w:pPr>
               <w:cnfStyle w:val="100000000000" w:firstRow="1" w:lastRow="0" w:firstColumn="0" w:lastColumn="0" w:oddVBand="0" w:evenVBand="0" w:oddHBand="0" w:evenHBand="0" w:firstRowFirstColumn="0" w:firstRowLastColumn="0" w:lastRowFirstColumn="0" w:lastRowLastColumn="0"/>
             </w:pPr>
             <w:r>
-              <w:t>Purpose</w:t>
-            </w:r>
-          </w:p>
-        </w:tc>
-        <w:tc>
-          <w:tcPr>
-            <w:tcW w:w="1123" w:type="dxa"/>
+              <w:t>Tool</w:t>
+            </w:r>
+          </w:p>
+        </w:tc>
+        <w:tc>
+          <w:tcPr>
+            <w:tcW w:w="1501" w:type="dxa"/>
           </w:tcPr>
           <w:p>
             <w:pPr>
               <w:cnfStyle w:val="100000000000" w:firstRow="1" w:lastRow="0" w:firstColumn="0" w:lastColumn="0" w:oddVBand="0" w:evenVBand="0" w:oddHBand="0" w:evenHBand="0" w:firstRowFirstColumn="0" w:firstRowLastColumn="0" w:lastRowFirstColumn="0" w:lastRowLastColumn="0"/>
             </w:pPr>
             <w:r>
-              <w:t>Output used?</w:t>
-            </w:r>
-          </w:p>
-        </w:tc>
-        <w:tc>
-          <w:tcPr>
-            <w:tcW w:w="2390" w:type="dxa"/>
+              <w:t>Engineering task</w:t>
+            </w:r>
+          </w:p>
+        </w:tc>
+        <w:tc>
+          <w:tcPr>
+            <w:tcW w:w="1568" w:type="dxa"/>
           </w:tcPr>
           <w:p>
             <w:pPr>
               <w:cnfStyle w:val="100000000000" w:firstRow="1" w:lastRow="0" w:firstColumn="0" w:lastColumn="0" w:oddVBand="0" w:evenVBand="0" w:oddHBand="0" w:evenHBand="0" w:firstRowFirstColumn="0" w:firstRowLastColumn="0" w:lastRowFirstColumn="0" w:lastRowLastColumn="0"/>
             </w:pPr>
             <w:r>
-              <w:t>How independently verified</w:t>
-            </w:r>
-          </w:p>
-        </w:tc>
-        <w:tc>
-          <w:tcPr>
-            <w:tcW w:w="2538" w:type="dxa"/>
+              <w:t>AI contribution</w:t>
+            </w:r>
+          </w:p>
+        </w:tc>
+        <w:tc>
+          <w:tcPr>
+            <w:tcW w:w="1471" w:type="dxa"/>
           </w:tcPr>
           <w:p>
             <w:pPr>
               <w:cnfStyle w:val="100000000000" w:firstRow="1" w:lastRow="0" w:firstColumn="0" w:lastColumn="0" w:oddVBand="0" w:evenVBand="0" w:oddHBand="0" w:evenHBand="0" w:firstRowFirstColumn="0" w:firstRowLastColumn="0" w:lastRowFirstColumn="0" w:lastRowLastColumn="0"/>
             </w:pPr>
             <w:r>
-              <w:t>What was changed/rejected</w:t>
+              <w:t>Verification</w:t>
+            </w:r>
+          </w:p>
+        </w:tc>
+        <w:tc>
+          <w:tcPr>
+            <w:tcW w:w="1180" w:type="dxa"/>
+          </w:tcPr>
+          <w:p>
+            <w:pPr>
+              <w:cnfStyle w:val="100000000000" w:firstRow="1" w:lastRow="0" w:firstColumn="0" w:lastColumn="0" w:oddVBand="0" w:evenVBand="0" w:oddHBand="0" w:evenHBand="0" w:firstRowFirstColumn="0" w:firstRowLastColumn="0" w:lastRowFirstColumn="0" w:lastRowLastColumn="0"/>
+            </w:pPr>
+            <w:r>
+              <w:t>Decision</w:t>
+            </w:r>
+          </w:p>
+        </w:tc>
+        <w:tc>
+          <w:tcPr>
+            <w:tcW w:w="1581" w:type="dxa"/>
+          </w:tcPr>
+          <w:p>
+            <w:pPr>
+              <w:cnfStyle w:val="100000000000" w:firstRow="1" w:lastRow="0" w:firstColumn="0" w:lastColumn="0" w:oddVBand="0" w:evenVBand="0" w:oddHBand="0" w:evenHBand="0" w:firstRowFirstColumn="0" w:firstRowLastColumn="0" w:lastRowFirstColumn="0" w:lastRowLastColumn="0"/>
+            </w:pPr>
+            <w:r>
+              <w:t>Issues found</w:t>
             </w:r>
           </w:p>
         </w:tc>
@@ -955,27 +984,13 @@
         <w:tc>
           <w:tcPr>
             <w:cnfStyle w:val="001000000000" w:firstRow="0" w:lastRow="0" w:firstColumn="1" w:lastColumn="0" w:oddVBand="0" w:evenVBand="0" w:oddHBand="0" w:evenHBand="0" w:firstRowFirstColumn="0" w:firstRowLastColumn="0" w:lastRowFirstColumn="0" w:lastRowLastColumn="0"/>
-            <w:tcW w:w="1283" w:type="dxa"/>
-          </w:tcPr>
-          <w:p>
-            <w:pPr>
-              <w:rPr>
-                <w:b w:val="0"/>
-                <w:bCs w:val="0"/>
-              </w:rPr>
-            </w:pPr>
-            <w:r>
-              <w:rPr>
-                <w:b w:val="0"/>
-                <w:bCs w:val="0"/>
-              </w:rPr>
-              <w:t>Kasper</w:t>
-            </w:r>
-          </w:p>
-        </w:tc>
-        <w:tc>
-          <w:tcPr>
-            <w:tcW w:w="992" w:type="dxa"/>
+            <w:tcW w:w="1190" w:type="dxa"/>
+          </w:tcPr>
+          <w:p/>
+        </w:tc>
+        <w:tc>
+          <w:tcPr>
+            <w:tcW w:w="1370" w:type="dxa"/>
           </w:tcPr>
           <w:p>
             <w:pPr>
@@ -985,7 +1000,7 @@
         </w:tc>
         <w:tc>
           <w:tcPr>
-            <w:tcW w:w="1313" w:type="dxa"/>
+            <w:tcW w:w="1197" w:type="dxa"/>
           </w:tcPr>
           <w:p>
             <w:pPr>
@@ -995,7 +1010,7 @@
         </w:tc>
         <w:tc>
           <w:tcPr>
-            <w:tcW w:w="1123" w:type="dxa"/>
+            <w:tcW w:w="1501" w:type="dxa"/>
           </w:tcPr>
           <w:p>
             <w:pPr>
@@ -1005,7 +1020,7 @@
         </w:tc>
         <w:tc>
           <w:tcPr>
-            <w:tcW w:w="2390" w:type="dxa"/>
+            <w:tcW w:w="1568" w:type="dxa"/>
           </w:tcPr>
           <w:p>
             <w:pPr>
@@ -1015,7 +1030,27 @@
         </w:tc>
         <w:tc>
           <w:tcPr>
-            <w:tcW w:w="2538" w:type="dxa"/>
+            <w:tcW w:w="1471" w:type="dxa"/>
+          </w:tcPr>
+          <w:p>
+            <w:pPr>
+              <w:cnfStyle w:val="000000100000" w:firstRow="0" w:lastRow="0" w:firstColumn="0" w:lastColumn="0" w:oddVBand="0" w:evenVBand="0" w:oddHBand="1" w:evenHBand="0" w:firstRowFirstColumn="0" w:firstRowLastColumn="0" w:lastRowFirstColumn="0" w:lastRowLastColumn="0"/>
+            </w:pPr>
+          </w:p>
+        </w:tc>
+        <w:tc>
+          <w:tcPr>
+            <w:tcW w:w="1180" w:type="dxa"/>
+          </w:tcPr>
+          <w:p>
+            <w:pPr>
+              <w:cnfStyle w:val="000000100000" w:firstRow="0" w:lastRow="0" w:firstColumn="0" w:lastColumn="0" w:oddVBand="0" w:evenVBand="0" w:oddHBand="1" w:evenHBand="0" w:firstRowFirstColumn="0" w:firstRowLastColumn="0" w:lastRowFirstColumn="0" w:lastRowLastColumn="0"/>
+            </w:pPr>
+          </w:p>
+        </w:tc>
+        <w:tc>
+          <w:tcPr>
+            <w:tcW w:w="1581" w:type="dxa"/>
           </w:tcPr>
           <w:p>
             <w:pPr>
@@ -1028,23 +1063,13 @@
         <w:tc>
           <w:tcPr>
             <w:cnfStyle w:val="001000000000" w:firstRow="0" w:lastRow="0" w:firstColumn="1" w:lastColumn="0" w:oddVBand="0" w:evenVBand="0" w:oddHBand="0" w:evenHBand="0" w:firstRowFirstColumn="0" w:firstRowLastColumn="0" w:lastRowFirstColumn="0" w:lastRowLastColumn="0"/>
-            <w:tcW w:w="1283" w:type="dxa"/>
-          </w:tcPr>
-          <w:p>
-            <w:proofErr w:type="spellStart"/>
-            <w:r>
-              <w:rPr>
-                <w:b w:val="0"/>
-                <w:bCs w:val="0"/>
-              </w:rPr>
-              <w:t>Lethebe</w:t>
-            </w:r>
-            <w:proofErr w:type="spellEnd"/>
-          </w:p>
-        </w:tc>
-        <w:tc>
-          <w:tcPr>
-            <w:tcW w:w="992" w:type="dxa"/>
+            <w:tcW w:w="1190" w:type="dxa"/>
+          </w:tcPr>
+          <w:p/>
+        </w:tc>
+        <w:tc>
+          <w:tcPr>
+            <w:tcW w:w="1370" w:type="dxa"/>
           </w:tcPr>
           <w:p>
             <w:pPr>
@@ -1054,7 +1079,7 @@
         </w:tc>
         <w:tc>
           <w:tcPr>
-            <w:tcW w:w="1313" w:type="dxa"/>
+            <w:tcW w:w="1197" w:type="dxa"/>
           </w:tcPr>
           <w:p>
             <w:pPr>
@@ -1064,7 +1089,7 @@
         </w:tc>
         <w:tc>
           <w:tcPr>
-            <w:tcW w:w="1123" w:type="dxa"/>
+            <w:tcW w:w="1501" w:type="dxa"/>
           </w:tcPr>
           <w:p>
             <w:pPr>
@@ -1074,7 +1099,7 @@
         </w:tc>
         <w:tc>
           <w:tcPr>
-            <w:tcW w:w="2390" w:type="dxa"/>
+            <w:tcW w:w="1568" w:type="dxa"/>
           </w:tcPr>
           <w:p>
             <w:pPr>
@@ -1084,7 +1109,27 @@
         </w:tc>
         <w:tc>
           <w:tcPr>
-            <w:tcW w:w="2538" w:type="dxa"/>
+            <w:tcW w:w="1471" w:type="dxa"/>
+          </w:tcPr>
+          <w:p>
+            <w:pPr>
+              <w:cnfStyle w:val="000000000000" w:firstRow="0" w:lastRow="0" w:firstColumn="0" w:lastColumn="0" w:oddVBand="0" w:evenVBand="0" w:oddHBand="0" w:evenHBand="0" w:firstRowFirstColumn="0" w:firstRowLastColumn="0" w:lastRowFirstColumn="0" w:lastRowLastColumn="0"/>
+            </w:pPr>
+          </w:p>
+        </w:tc>
+        <w:tc>
+          <w:tcPr>
+            <w:tcW w:w="1180" w:type="dxa"/>
+          </w:tcPr>
+          <w:p>
+            <w:pPr>
+              <w:cnfStyle w:val="000000000000" w:firstRow="0" w:lastRow="0" w:firstColumn="0" w:lastColumn="0" w:oddVBand="0" w:evenVBand="0" w:oddHBand="0" w:evenHBand="0" w:firstRowFirstColumn="0" w:firstRowLastColumn="0" w:lastRowFirstColumn="0" w:lastRowLastColumn="0"/>
+            </w:pPr>
+          </w:p>
+        </w:tc>
+        <w:tc>
+          <w:tcPr>
+            <w:tcW w:w="1581" w:type="dxa"/>
           </w:tcPr>
           <w:p>
             <w:pPr>
@@ -1100,87 +1145,78 @@
         <w:tc>
           <w:tcPr>
             <w:cnfStyle w:val="001000000000" w:firstRow="0" w:lastRow="0" w:firstColumn="1" w:lastColumn="0" w:oddVBand="0" w:evenVBand="0" w:oddHBand="0" w:evenHBand="0" w:firstRowFirstColumn="0" w:firstRowLastColumn="0" w:lastRowFirstColumn="0" w:lastRowLastColumn="0"/>
-            <w:tcW w:w="1283" w:type="dxa"/>
-          </w:tcPr>
-          <w:p>
-            <w:pPr>
-              <w:rPr>
-                <w:b w:val="0"/>
-                <w:bCs w:val="0"/>
-              </w:rPr>
-            </w:pPr>
-            <w:r>
-              <w:rPr>
-                <w:b w:val="0"/>
-                <w:bCs w:val="0"/>
-              </w:rPr>
-              <w:t>Aidan</w:t>
-            </w:r>
-          </w:p>
-        </w:tc>
-        <w:tc>
-          <w:tcPr>
-            <w:tcW w:w="992" w:type="dxa"/>
+            <w:tcW w:w="1190" w:type="dxa"/>
+          </w:tcPr>
+          <w:p/>
+        </w:tc>
+        <w:tc>
+          <w:tcPr>
+            <w:tcW w:w="1370" w:type="dxa"/>
           </w:tcPr>
           <w:p>
             <w:pPr>
               <w:cnfStyle w:val="000000100000" w:firstRow="0" w:lastRow="0" w:firstColumn="0" w:lastColumn="0" w:oddVBand="0" w:evenVBand="0" w:oddHBand="1" w:evenHBand="0" w:firstRowFirstColumn="0" w:firstRowLastColumn="0" w:lastRowFirstColumn="0" w:lastRowLastColumn="0"/>
             </w:pPr>
-            <w:r>
-              <w:t>N/A</w:t>
-            </w:r>
-          </w:p>
-        </w:tc>
-        <w:tc>
-          <w:tcPr>
-            <w:tcW w:w="1313" w:type="dxa"/>
+          </w:p>
+        </w:tc>
+        <w:tc>
+          <w:tcPr>
+            <w:tcW w:w="1197" w:type="dxa"/>
           </w:tcPr>
           <w:p>
             <w:pPr>
               <w:cnfStyle w:val="000000100000" w:firstRow="0" w:lastRow="0" w:firstColumn="0" w:lastColumn="0" w:oddVBand="0" w:evenVBand="0" w:oddHBand="1" w:evenHBand="0" w:firstRowFirstColumn="0" w:firstRowLastColumn="0" w:lastRowFirstColumn="0" w:lastRowLastColumn="0"/>
             </w:pPr>
-            <w:r>
-              <w:t>N/A</w:t>
-            </w:r>
-          </w:p>
-        </w:tc>
-        <w:tc>
-          <w:tcPr>
-            <w:tcW w:w="1123" w:type="dxa"/>
+          </w:p>
+        </w:tc>
+        <w:tc>
+          <w:tcPr>
+            <w:tcW w:w="1501" w:type="dxa"/>
           </w:tcPr>
           <w:p>
             <w:pPr>
               <w:cnfStyle w:val="000000100000" w:firstRow="0" w:lastRow="0" w:firstColumn="0" w:lastColumn="0" w:oddVBand="0" w:evenVBand="0" w:oddHBand="1" w:evenHBand="0" w:firstRowFirstColumn="0" w:firstRowLastColumn="0" w:lastRowFirstColumn="0" w:lastRowLastColumn="0"/>
             </w:pPr>
-            <w:r>
-              <w:t>N/A</w:t>
-            </w:r>
-          </w:p>
-        </w:tc>
-        <w:tc>
-          <w:tcPr>
-            <w:tcW w:w="2390" w:type="dxa"/>
+          </w:p>
+        </w:tc>
+        <w:tc>
+          <w:tcPr>
+            <w:tcW w:w="1568" w:type="dxa"/>
           </w:tcPr>
           <w:p>
             <w:pPr>
               <w:cnfStyle w:val="000000100000" w:firstRow="0" w:lastRow="0" w:firstColumn="0" w:lastColumn="0" w:oddVBand="0" w:evenVBand="0" w:oddHBand="1" w:evenHBand="0" w:firstRowFirstColumn="0" w:firstRowLastColumn="0" w:lastRowFirstColumn="0" w:lastRowLastColumn="0"/>
             </w:pPr>
-            <w:r>
-              <w:t>N/A</w:t>
-            </w:r>
-          </w:p>
-        </w:tc>
-        <w:tc>
-          <w:tcPr>
-            <w:tcW w:w="2538" w:type="dxa"/>
+          </w:p>
+        </w:tc>
+        <w:tc>
+          <w:tcPr>
+            <w:tcW w:w="1471" w:type="dxa"/>
           </w:tcPr>
           <w:p>
             <w:pPr>
               <w:cnfStyle w:val="000000100000" w:firstRow="0" w:lastRow="0" w:firstColumn="0" w:lastColumn="0" w:oddVBand="0" w:evenVBand="0" w:oddHBand="1" w:evenHBand="0" w:firstRowFirstColumn="0" w:firstRowLastColumn="0" w:lastRowFirstColumn="0" w:lastRowLastColumn="0"/>
             </w:pPr>
-            <w:r>
-              <w:t>N/A</w:t>
-            </w:r>
+          </w:p>
+        </w:tc>
+        <w:tc>
+          <w:tcPr>
+            <w:tcW w:w="1180" w:type="dxa"/>
+          </w:tcPr>
+          <w:p>
+            <w:pPr>
+              <w:cnfStyle w:val="000000100000" w:firstRow="0" w:lastRow="0" w:firstColumn="0" w:lastColumn="0" w:oddVBand="0" w:evenVBand="0" w:oddHBand="1" w:evenHBand="0" w:firstRowFirstColumn="0" w:firstRowLastColumn="0" w:lastRowFirstColumn="0" w:lastRowLastColumn="0"/>
+            </w:pPr>
+          </w:p>
+        </w:tc>
+        <w:tc>
+          <w:tcPr>
+            <w:tcW w:w="1581" w:type="dxa"/>
+          </w:tcPr>
+          <w:p>
+            <w:pPr>
+              <w:cnfStyle w:val="000000100000" w:firstRow="0" w:lastRow="0" w:firstColumn="0" w:lastColumn="0" w:oddVBand="0" w:evenVBand="0" w:oddHBand="1" w:evenHBand="0" w:firstRowFirstColumn="0" w:firstRowLastColumn="0" w:lastRowFirstColumn="0" w:lastRowLastColumn="0"/>
+            </w:pPr>
           </w:p>
         </w:tc>
       </w:tr>
@@ -2230,6 +2266,97 @@
       <w:u w:val="single"/>
     </w:rPr>
   </w:style>
+  <w:style w:type="table" w:styleId="TableGrid">
+    <w:name w:val="Table Grid"/>
+    <w:basedOn w:val="TableNormal"/>
+    <w:uiPriority w:val="39"/>
+    <w:rsid w:val="00560459"/>
+    <w:pPr>
+      <w:spacing w:after="0" w:line="240" w:lineRule="auto"/>
+    </w:pPr>
+    <w:tblPr>
+      <w:tblBorders>
+        <w:top w:val="single" w:sz="4" w:space="0" w:color="auto"/>
+        <w:left w:val="single" w:sz="4" w:space="0" w:color="auto"/>
+        <w:bottom w:val="single" w:sz="4" w:space="0" w:color="auto"/>
+        <w:right w:val="single" w:sz="4" w:space="0" w:color="auto"/>
+        <w:insideH w:val="single" w:sz="4" w:space="0" w:color="auto"/>
+        <w:insideV w:val="single" w:sz="4" w:space="0" w:color="auto"/>
+      </w:tblBorders>
+    </w:tblPr>
+  </w:style>
+  <w:style w:type="table" w:styleId="GridTable6Colorful">
+    <w:name w:val="Grid Table 6 Colorful"/>
+    <w:basedOn w:val="TableNormal"/>
+    <w:uiPriority w:val="51"/>
+    <w:rsid w:val="00311D73"/>
+    <w:pPr>
+      <w:spacing w:after="0" w:line="240" w:lineRule="auto"/>
+    </w:pPr>
+    <w:rPr>
+      <w:color w:val="000000" w:themeColor="text1"/>
+    </w:rPr>
+    <w:tblPr>
+      <w:tblStyleRowBandSize w:val="1"/>
+      <w:tblStyleColBandSize w:val="1"/>
+      <w:tblBorders>
+        <w:top w:val="single" w:sz="4" w:space="0" w:color="666666" w:themeColor="text1" w:themeTint="99"/>
+        <w:left w:val="single" w:sz="4" w:space="0" w:color="666666" w:themeColor="text1" w:themeTint="99"/>
+        <w:bottom w:val="single" w:sz="4" w:space="0" w:color="666666" w:themeColor="text1" w:themeTint="99"/>
+        <w:right w:val="single" w:sz="4" w:space="0" w:color="666666" w:themeColor="text1" w:themeTint="99"/>
+        <w:insideH w:val="single" w:sz="4" w:space="0" w:color="666666" w:themeColor="text1" w:themeTint="99"/>
+        <w:insideV w:val="single" w:sz="4" w:space="0" w:color="666666" w:themeColor="text1" w:themeTint="99"/>
+      </w:tblBorders>
+    </w:tblPr>
+    <w:tblStylePr w:type="firstRow">
+      <w:rPr>
+        <w:b/>
+        <w:bCs/>
+      </w:rPr>
+      <w:tblPr/>
+      <w:tcPr>
+        <w:tcBorders>
+          <w:bottom w:val="single" w:sz="12" w:space="0" w:color="666666" w:themeColor="text1" w:themeTint="99"/>
+        </w:tcBorders>
+      </w:tcPr>
+    </w:tblStylePr>
+    <w:tblStylePr w:type="lastRow">
+      <w:rPr>
+        <w:b/>
+        <w:bCs/>
+      </w:rPr>
+      <w:tblPr/>
+      <w:tcPr>
+        <w:tcBorders>
+          <w:top w:val="double" w:sz="4" w:space="0" w:color="666666" w:themeColor="text1" w:themeTint="99"/>
+        </w:tcBorders>
+      </w:tcPr>
+    </w:tblStylePr>
+    <w:tblStylePr w:type="firstCol">
+      <w:rPr>
+        <w:b/>
+        <w:bCs/>
+      </w:rPr>
+    </w:tblStylePr>
+    <w:tblStylePr w:type="lastCol">
+      <w:rPr>
+        <w:b/>
+        <w:bCs/>
+      </w:rPr>
+    </w:tblStylePr>
+    <w:tblStylePr w:type="band1Vert">
+      <w:tblPr/>
+      <w:tcPr>
+        <w:shd w:val="clear" w:color="auto" w:fill="CCCCCC" w:themeFill="text1" w:themeFillTint="33"/>
+      </w:tcPr>
+    </w:tblStylePr>
+    <w:tblStylePr w:type="band1Horz">
+      <w:tblPr/>
+      <w:tcPr>
+        <w:shd w:val="clear" w:color="auto" w:fill="CCCCCC" w:themeFill="text1" w:themeFillTint="33"/>
+      </w:tcPr>
+    </w:tblStylePr>
+  </w:style>
 </w:styles>
 </file>
 
